--- a/manual/04_Manual_de_Ambientacao_ONIQUEST.docx
+++ b/manual/04_Manual_de_Ambientacao_ONIQUEST.docx
@@ -108,163 +108,103 @@
       <w:pPr>
         <w:rPr>
           <w:rStyle w:val="Hyperlink"/>
+          <w:color w:val="0D0D0D" w:themeColor="text1" w:themeTint="F2"/>
+          <w:u w:val="none"/>
+        </w:rPr>
+      </w:pPr>
+      <w:r>
+        <w:rPr>
           <w:color w:val="000000" w:themeColor="text1"/>
+        </w:rPr>
+        <w:fldChar w:fldCharType="end"/>
+      </w:r>
+      <w:r>
+        <w:rPr>
+          <w:color w:val="0D0D0D" w:themeColor="text1" w:themeTint="F2"/>
+        </w:rPr>
+        <w:fldChar w:fldCharType="begin"/>
+      </w:r>
+      <w:r>
+        <w:rPr>
+          <w:color w:val="0D0D0D" w:themeColor="text1" w:themeTint="F2"/>
+        </w:rPr>
+        <w:instrText xml:space="preserve"> HYPERLINK  \l "_Visualizar_Banco_de" </w:instrText>
+      </w:r>
+      <w:r>
+        <w:rPr>
+          <w:color w:val="0D0D0D" w:themeColor="text1" w:themeTint="F2"/>
+        </w:rPr>
+      </w:r>
+      <w:r>
+        <w:rPr>
+          <w:color w:val="0D0D0D" w:themeColor="text1" w:themeTint="F2"/>
+        </w:rPr>
+        <w:fldChar w:fldCharType="separate"/>
+      </w:r>
+      <w:r>
+        <w:rPr>
+          <w:rStyle w:val="Hyperlink"/>
+          <w:color w:val="0D0D0D" w:themeColor="text1" w:themeTint="F2"/>
           <w:u w:val="none"/>
         </w:rPr>
-      </w:pPr>
-      <w:r>
-        <w:rPr>
-          <w:color w:val="000000" w:themeColor="text1"/>
-        </w:rPr>
-        <w:fldChar w:fldCharType="end"/>
-      </w:r>
-      <w:r>
-        <w:rPr>
-          <w:color w:val="000000" w:themeColor="text1"/>
-        </w:rPr>
-        <w:fldChar w:fldCharType="begin"/>
-      </w:r>
-      <w:r>
-        <w:rPr>
-          <w:color w:val="000000" w:themeColor="text1"/>
-        </w:rPr>
-        <w:instrText xml:space="preserve"> HYPERLINK  \l "_Criação_de_Categoria" </w:instrText>
-      </w:r>
-      <w:r>
-        <w:rPr>
-          <w:color w:val="000000" w:themeColor="text1"/>
-        </w:rPr>
-      </w:r>
-      <w:r>
-        <w:rPr>
-          <w:color w:val="000000" w:themeColor="text1"/>
-        </w:rPr>
-        <w:fldChar w:fldCharType="separate"/>
-      </w:r>
-      <w:r>
-        <w:rPr>
-          <w:rStyle w:val="Hyperlink"/>
-          <w:color w:val="000000" w:themeColor="text1"/>
-          <w:u w:val="none"/>
-        </w:rPr>
-        <w:t>Criação de Categoria</w:t>
+        <w:t>Visualizar Banco de Questões</w:t>
       </w:r>
     </w:p>
     <w:p>
       <w:pPr>
         <w:rPr>
-          <w:rStyle w:val="Hyperlink"/>
-          <w:color w:val="000000" w:themeColor="text1"/>
-          <w:u w:val="none"/>
-        </w:rPr>
-      </w:pPr>
-      <w:r>
-        <w:rPr>
-          <w:color w:val="000000" w:themeColor="text1"/>
+          <w:color w:val="0D0D0D" w:themeColor="text1" w:themeTint="F2"/>
+        </w:rPr>
+      </w:pPr>
+      <w:r>
+        <w:rPr>
+          <w:color w:val="0D0D0D" w:themeColor="text1" w:themeTint="F2"/>
         </w:rPr>
         <w:fldChar w:fldCharType="end"/>
       </w:r>
-      <w:r>
-        <w:rPr>
-          <w:color w:val="000000" w:themeColor="text1"/>
-        </w:rPr>
-        <w:fldChar w:fldCharType="begin"/>
-      </w:r>
-      <w:r>
-        <w:rPr>
-          <w:color w:val="000000" w:themeColor="text1"/>
-        </w:rPr>
-        <w:instrText xml:space="preserve"> HYPERLINK  \l "_Duplicar_Disciplina" </w:instrText>
-      </w:r>
-      <w:r>
-        <w:rPr>
-          <w:color w:val="000000" w:themeColor="text1"/>
-        </w:rPr>
-      </w:r>
-      <w:r>
-        <w:rPr>
-          <w:color w:val="000000" w:themeColor="text1"/>
-        </w:rPr>
-        <w:fldChar w:fldCharType="separate"/>
-      </w:r>
-      <w:r>
-        <w:rPr>
-          <w:rStyle w:val="Hyperlink"/>
-          <w:color w:val="000000" w:themeColor="text1"/>
-          <w:u w:val="none"/>
-        </w:rPr>
-        <w:t>Duplicar Disciplina</w:t>
-      </w:r>
+      <w:hyperlink w:anchor="_Visualizar_Questionários_Cadastrado" w:history="1">
+        <w:r>
+          <w:rPr>
+            <w:rStyle w:val="Hyperlink"/>
+            <w:color w:val="0D0D0D" w:themeColor="text1" w:themeTint="F2"/>
+            <w:u w:val="none"/>
+          </w:rPr>
+          <w:t>Visualizar Questionários Cadastrados</w:t>
+        </w:r>
+      </w:hyperlink>
     </w:p>
     <w:p>
       <w:pPr>
         <w:rPr>
-          <w:rStyle w:val="Hyperlink"/>
-          <w:color w:val="000000" w:themeColor="text1"/>
-          <w:u w:val="none"/>
-        </w:rPr>
-      </w:pPr>
-      <w:r>
-        <w:rPr>
-          <w:color w:val="000000" w:themeColor="text1"/>
-        </w:rPr>
-        <w:fldChar w:fldCharType="end"/>
-      </w:r>
-      <w:r>
-        <w:rPr>
-          <w:color w:val="000000" w:themeColor="text1"/>
-        </w:rPr>
-        <w:fldChar w:fldCharType="begin"/>
-      </w:r>
-      <w:r>
-        <w:rPr>
-          <w:color w:val="000000" w:themeColor="text1"/>
-        </w:rPr>
-        <w:instrText xml:space="preserve"> HYPERLINK  \l "_Acessar_Curso" </w:instrText>
-      </w:r>
-      <w:r>
-        <w:rPr>
-          <w:color w:val="000000" w:themeColor="text1"/>
-        </w:rPr>
-      </w:r>
-      <w:r>
-        <w:rPr>
-          <w:color w:val="000000" w:themeColor="text1"/>
-        </w:rPr>
-        <w:fldChar w:fldCharType="separate"/>
-      </w:r>
-      <w:r>
-        <w:rPr>
-          <w:rStyle w:val="Hyperlink"/>
-          <w:color w:val="000000" w:themeColor="text1"/>
-          <w:u w:val="none"/>
-        </w:rPr>
-        <w:t>Acessar Curso</w:t>
-      </w:r>
-    </w:p>
-    <w:bookmarkStart w:id="0" w:name="_Visão_Geral"/>
-    <w:bookmarkEnd w:id="0"/>
-    <w:p>
-      <w:r>
-        <w:rPr>
-          <w:color w:val="000000" w:themeColor="text1"/>
-        </w:rPr>
-        <w:fldChar w:fldCharType="end"/>
-      </w:r>
-      <w:bookmarkStart w:id="1" w:name="_Visão_Geral_1"/>
-      <w:bookmarkEnd w:id="1"/>
+          <w:color w:val="0D0D0D" w:themeColor="text1" w:themeTint="F2"/>
+        </w:rPr>
+      </w:pPr>
+      <w:hyperlink w:anchor="_Adicionar_Questionário_em" w:history="1">
+        <w:r>
+          <w:rPr>
+            <w:rStyle w:val="Hyperlink"/>
+            <w:color w:val="0D0D0D" w:themeColor="text1" w:themeTint="F2"/>
+            <w:u w:val="none"/>
+          </w:rPr>
+          <w:t>Adicionar Questionário em um Conteúdo</w:t>
+        </w:r>
+      </w:hyperlink>
     </w:p>
     <w:p>
-      <w:pPr>
-        <w:pStyle w:val="Ttulo1"/>
-      </w:pPr>
-      <w:r>
-        <w:t>Visão Geral</w:t>
-      </w:r>
+      <w:bookmarkStart w:id="0" w:name="_Visão_Geral_1"/>
+      <w:bookmarkEnd w:id="0"/>
     </w:p>
     <w:p>
-      <w:bookmarkStart w:id="2" w:name="_Criação_de_Categoria"/>
-      <w:bookmarkEnd w:id="2"/>
+      <w:pPr>
+        <w:pStyle w:val="Ttulo1"/>
+      </w:pPr>
+      <w:r>
+        <w:t>Visão Geral</w:t>
+      </w:r>
+    </w:p>
+    <w:p>
+      <w:bookmarkStart w:id="1" w:name="_Criação_de_Categoria"/>
+      <w:bookmarkEnd w:id="1"/>
       <w:r>
         <w:t xml:space="preserve">No </w:t>
       </w:r>
@@ -315,6 +255,8 @@
       <w:pPr>
         <w:pStyle w:val="Ttulo1"/>
       </w:pPr>
+      <w:bookmarkStart w:id="2" w:name="_Visualizar_Banco_de"/>
+      <w:bookmarkEnd w:id="2"/>
       <w:r>
         <w:t>Visualizar Banco de Questões</w:t>
       </w:r>
@@ -405,72 +347,167 @@
     </w:p>
     <w:p>
       <w:pPr>
-        <w:pStyle w:val="Ttulo1"/>
-      </w:pPr>
-      <w:r>
-        <w:lastRenderedPageBreak/>
-        <w:t>Duplicar Disciplina</w:t>
-      </w:r>
+        <w:rPr>
+          <w:lang w:eastAsia="pt-BR"/>
+        </w:rPr>
+      </w:pPr>
     </w:p>
     <w:p>
-      <w:r>
-        <w:t xml:space="preserve">Para enviar uma disciplina ao Moodle, é possível criar uma nova ou duplicar uma já existente. As disciplinas disponíveis para duplicação são completas, contendo quatro unidades com E-book, trilha, mapa conceitual e slides, desenvolvidas pela </w:t>
-      </w:r>
-      <w:proofErr w:type="spellStart"/>
-      <w:r>
-        <w:t>TeleSapiens</w:t>
-      </w:r>
-      <w:proofErr w:type="spellEnd"/>
-      <w:r>
-        <w:t>.</w:t>
+      <w:pPr>
+        <w:pStyle w:val="Ttulo1"/>
+        <w:rPr>
+          <w:lang w:eastAsia="pt-BR"/>
+        </w:rPr>
+      </w:pPr>
+      <w:bookmarkStart w:id="5" w:name="_Visualizar_Questionários_Cadastrado"/>
+      <w:bookmarkEnd w:id="5"/>
+      <w:r>
+        <w:rPr>
+          <w:lang w:eastAsia="pt-BR"/>
+        </w:rPr>
+        <w:lastRenderedPageBreak/>
+        <w:t>Visualizar Questionários Cadastrados</w:t>
       </w:r>
     </w:p>
     <w:p>
-      <w:r>
-        <w:t xml:space="preserve">Para duplicar, acesse Disciplinas Disponíveis no </w:t>
+      <w:pPr>
+        <w:jc w:val="left"/>
+      </w:pPr>
+      <w:r>
+        <w:t xml:space="preserve">No sistema </w:t>
       </w:r>
       <w:proofErr w:type="spellStart"/>
       <w:r>
-        <w:t>ONIactive</w:t>
+        <w:t>ONIquest</w:t>
       </w:r>
       <w:proofErr w:type="spellEnd"/>
       <w:r>
-        <w:t xml:space="preserve">. Na listagem, serão exibidos o nome da disciplina e as opções de Ações — Duplicar (caso ainda não tenha sido duplicada) </w:t>
-      </w:r>
-      <w:proofErr w:type="gramStart"/>
-      <w:r>
-        <w:t>e Visualizar</w:t>
-      </w:r>
-      <w:proofErr w:type="gramEnd"/>
-      <w:r>
-        <w:t>.</w:t>
+        <w:t>, posicione o cursor sobre o menu Questionários e clique em Questionários Cadastrados.</w:t>
+      </w:r>
+      <w:r>
+        <w:br/>
+        <w:t>Nessa tela, é possível visualizar todos os questionários já cadastrados, além de editar, excluir ou consultar as tentativas realizadas pelos alunos.</w:t>
       </w:r>
     </w:p>
     <w:p>
       <w:r>
-        <w:t>Ao clicar em Duplicar, será exibido um modal (Figura 2) onde você poderá selecionar a categoria em que a disciplina será alocada e escolher o modelo de trilha.</w:t>
+        <w:t>Ao editar um questionário, é possível ajustar suas informações cadastrais, configurar restrições de acesso e restrições de tela, além de gerenciar os Bancos de Questões vinculados ao questionário.</w:t>
+      </w:r>
+    </w:p>
+    <w:p/>
+    <w:p>
+      <w:r>
+        <w:rPr>
+          <w:rFonts w:ascii="Segoe UI Emoji" w:hAnsi="Segoe UI Emoji" w:cs="Segoe UI Emoji"/>
+        </w:rPr>
+        <w:t>⚠️</w:t>
+      </w:r>
+      <w:r>
+        <w:t xml:space="preserve"> Atenção:</w:t>
       </w:r>
     </w:p>
     <w:p>
-      <w:r>
-        <w:rPr>
-          <w:rFonts w:ascii="Segoe UI Emoji" w:hAnsi="Segoe UI Emoji" w:cs="Segoe UI Emoji"/>
-        </w:rPr>
-        <w:t>💡</w:t>
-      </w:r>
-      <w:r>
-        <w:t xml:space="preserve"> Observação: recomenda-se utilizar o modelo Trilha </w:t>
-      </w:r>
-      <w:proofErr w:type="spellStart"/>
-      <w:r>
-        <w:t>OnePage</w:t>
-      </w:r>
-      <w:proofErr w:type="spellEnd"/>
-      <w:r>
-        <w:t>, por oferecer uma estrutura mais acessível, intuitiva e organizada, contribuindo para uma melhor experiência de aprendizado.</w:t>
+      <w:pPr>
+        <w:pStyle w:val="PargrafodaLista"/>
+        <w:numPr>
+          <w:ilvl w:val="0"/>
+          <w:numId w:val="16"/>
+        </w:numPr>
+      </w:pPr>
+      <w:r>
+        <w:t>A Restrição de Acesso é um recurso avançado que permite o bloqueio do questionário por meio de senha e/ou endereço IP.</w:t>
+      </w:r>
+    </w:p>
+    <w:p>
+      <w:pPr>
+        <w:pStyle w:val="PargrafodaLista"/>
+        <w:numPr>
+          <w:ilvl w:val="0"/>
+          <w:numId w:val="16"/>
+        </w:numPr>
+        <w:rPr>
+          <w:lang w:eastAsia="pt-BR"/>
+        </w:rPr>
+      </w:pPr>
+      <w:r>
+        <w:t>A Restrição de Tela impede o aluno de alternar entre abas ou janelas durante a realização da prova. Caso essa ação seja detectada, a tentativa é finalizada automaticamente, registrando apenas as respostas já enviadas.</w:t>
       </w:r>
     </w:p>
     <w:p/>
+    <w:p>
+      <w:pPr>
+        <w:pStyle w:val="Ttulo1"/>
+        <w:rPr>
+          <w:lang w:eastAsia="pt-BR"/>
+        </w:rPr>
+      </w:pPr>
+      <w:bookmarkStart w:id="6" w:name="_Adicionar_Questionário_em"/>
+      <w:bookmarkEnd w:id="6"/>
+      <w:r>
+        <w:rPr>
+          <w:lang w:eastAsia="pt-BR"/>
+        </w:rPr>
+        <w:t xml:space="preserve">Adicionar </w:t>
+      </w:r>
+      <w:r>
+        <w:rPr>
+          <w:lang w:eastAsia="pt-BR"/>
+        </w:rPr>
+        <w:t>Q</w:t>
+      </w:r>
+      <w:r>
+        <w:rPr>
+          <w:lang w:eastAsia="pt-BR"/>
+        </w:rPr>
+        <w:t>uestionário em um conteúdo</w:t>
+      </w:r>
+    </w:p>
+    <w:p>
+      <w:r>
+        <w:t xml:space="preserve">No sistema </w:t>
+      </w:r>
+      <w:proofErr w:type="spellStart"/>
+      <w:r>
+        <w:t>ONIactive</w:t>
+      </w:r>
+      <w:proofErr w:type="spellEnd"/>
+      <w:r>
+        <w:t>, acesse o menu Disciplinas Cadastradas, selecione a disciplina desejada e clique em Editar.</w:t>
+      </w:r>
+      <w:r>
+        <w:br/>
+        <w:t>Na página de edição da disciplina, localize a unidade onde o questionário será inserido e clique em “+ Acessar Conteúdos”.</w:t>
+      </w:r>
+    </w:p>
+    <w:p>
+      <w:r>
+        <w:t>Em seguida, clique em “Adicionar Conteúdo” e selecione a opção “Novo Questionário”.</w:t>
+      </w:r>
+      <w:r>
+        <w:br/>
+        <w:t>No modal que será exibido, escolha o questionário desejado pelo nome (Figura 1) e clique em “Vincular”.</w:t>
+      </w:r>
+    </w:p>
+    <w:p>
+      <w:pPr>
+        <w:tabs>
+          <w:tab w:val="left" w:pos="3108"/>
+        </w:tabs>
+      </w:pPr>
+      <w:r>
+        <w:tab/>
+      </w:r>
+    </w:p>
+    <w:p>
+      <w:pPr>
+        <w:spacing w:after="160" w:line="259" w:lineRule="auto"/>
+        <w:ind w:firstLine="0"/>
+        <w:jc w:val="left"/>
+      </w:pPr>
+      <w:r>
+        <w:br w:type="page"/>
+      </w:r>
+    </w:p>
     <w:tbl>
       <w:tblPr>
         <w:tblStyle w:val="Tabelacomgrade"/>
@@ -491,22 +528,36 @@
       <w:tr>
         <w:tc>
           <w:tcPr>
-            <w:tcW w:w="8504" w:type="dxa"/>
+            <w:tcW w:w="8494" w:type="dxa"/>
           </w:tcPr>
           <w:p>
             <w:pPr>
+              <w:tabs>
+                <w:tab w:val="left" w:pos="1476"/>
+              </w:tabs>
               <w:ind w:firstLine="0"/>
               <w:rPr>
                 <w:sz w:val="20"/>
                 <w:szCs w:val="18"/>
+                <w:lang w:eastAsia="pt-BR"/>
               </w:rPr>
             </w:pPr>
             <w:r>
               <w:rPr>
                 <w:sz w:val="20"/>
                 <w:szCs w:val="18"/>
+                <w:lang w:eastAsia="pt-BR"/>
               </w:rPr>
-              <w:t>Figura 2: Modal de Duplicar Disciplina</w:t>
+              <w:lastRenderedPageBreak/>
+              <w:t>Figura 1</w:t>
+            </w:r>
+            <w:r>
+              <w:rPr>
+                <w:sz w:val="20"/>
+                <w:szCs w:val="18"/>
+                <w:lang w:eastAsia="pt-BR"/>
+              </w:rPr>
+              <w:t>: Seleção de questionário para vinculação</w:t>
             </w:r>
           </w:p>
         </w:tc>
@@ -514,27 +565,31 @@
       <w:tr>
         <w:tc>
           <w:tcPr>
-            <w:tcW w:w="8504" w:type="dxa"/>
+            <w:tcW w:w="8494" w:type="dxa"/>
           </w:tcPr>
           <w:p>
             <w:pPr>
+              <w:tabs>
+                <w:tab w:val="left" w:pos="1716"/>
+              </w:tabs>
               <w:ind w:firstLine="0"/>
               <w:rPr>
                 <w:sz w:val="20"/>
                 <w:szCs w:val="18"/>
+                <w:lang w:eastAsia="pt-BR"/>
               </w:rPr>
             </w:pPr>
             <w:r>
               <w:rPr>
-                <w:noProof/>
                 <w:sz w:val="20"/>
                 <w:szCs w:val="18"/>
+                <w:lang w:eastAsia="pt-BR"/>
               </w:rPr>
               <w:drawing>
-                <wp:inline distT="0" distB="0" distL="0" distR="0" wp14:anchorId="36D4D983" wp14:editId="1EA94B30">
-                  <wp:extent cx="5400040" cy="2726055"/>
-                  <wp:effectExtent l="0" t="0" r="0" b="0"/>
-                  <wp:docPr id="660760316" name="Imagem 1"/>
+                <wp:inline distT="0" distB="0" distL="0" distR="0" wp14:anchorId="7551BC70" wp14:editId="5BB70501">
+                  <wp:extent cx="5400040" cy="2568575"/>
+                  <wp:effectExtent l="0" t="0" r="0" b="3175"/>
+                  <wp:docPr id="1771298530" name="Imagem 1"/>
                   <wp:cNvGraphicFramePr>
                     <a:graphicFrameLocks xmlns:a="http://schemas.openxmlformats.org/drawingml/2006/main" noChangeAspect="1"/>
                   </wp:cNvGraphicFramePr>
@@ -542,7 +597,7 @@
                     <a:graphicData uri="http://schemas.openxmlformats.org/drawingml/2006/picture">
                       <pic:pic xmlns:pic="http://schemas.openxmlformats.org/drawingml/2006/picture">
                         <pic:nvPicPr>
-                          <pic:cNvPr id="660760316" name=""/>
+                          <pic:cNvPr id="1771298530" name=""/>
                           <pic:cNvPicPr/>
                         </pic:nvPicPr>
                         <pic:blipFill>
@@ -554,114 +609,7 @@
                         <pic:spPr>
                           <a:xfrm>
                             <a:off x="0" y="0"/>
-                            <a:ext cx="5400040" cy="2726055"/>
-                          </a:xfrm>
-                          <a:prstGeom prst="rect">
-                            <a:avLst/>
-                          </a:prstGeom>
-                        </pic:spPr>
-                      </pic:pic>
-                    </a:graphicData>
-                  </a:graphic>
-                </wp:inline>
-              </w:drawing>
-            </w:r>
-          </w:p>
-        </w:tc>
-      </w:tr>
-    </w:tbl>
-    <w:p/>
-    <w:p>
-      <w:r>
-        <w:t>Após a conclusão do processo, acesse o menu Disciplinas Cadastradas. Nessa seção, serão exibidas todas as disciplinas criadas ou duplicadas (Figura 3), juntamente com a informação indicando se estão ou não vinculadas ao AVA (Moodle).</w:t>
-      </w:r>
-    </w:p>
-    <w:p/>
-    <w:tbl>
-      <w:tblPr>
-        <w:tblStyle w:val="Tabelacomgrade"/>
-        <w:tblW w:w="0" w:type="auto"/>
-        <w:tblBorders>
-          <w:top w:val="none" w:sz="0" w:space="0" w:color="auto"/>
-          <w:left w:val="none" w:sz="0" w:space="0" w:color="auto"/>
-          <w:bottom w:val="none" w:sz="0" w:space="0" w:color="auto"/>
-          <w:right w:val="none" w:sz="0" w:space="0" w:color="auto"/>
-          <w:insideH w:val="none" w:sz="0" w:space="0" w:color="auto"/>
-          <w:insideV w:val="none" w:sz="0" w:space="0" w:color="auto"/>
-        </w:tblBorders>
-        <w:tblLook w:val="04A0" w:firstRow="1" w:lastRow="0" w:firstColumn="1" w:lastColumn="0" w:noHBand="0" w:noVBand="1"/>
-      </w:tblPr>
-      <w:tblGrid>
-        <w:gridCol w:w="8504"/>
-      </w:tblGrid>
-      <w:tr>
-        <w:tc>
-          <w:tcPr>
-            <w:tcW w:w="8504" w:type="dxa"/>
-          </w:tcPr>
-          <w:p>
-            <w:pPr>
-              <w:ind w:firstLine="0"/>
-              <w:rPr>
-                <w:sz w:val="20"/>
-                <w:szCs w:val="18"/>
-              </w:rPr>
-            </w:pPr>
-            <w:r>
-              <w:rPr>
-                <w:sz w:val="20"/>
-                <w:szCs w:val="18"/>
-              </w:rPr>
-              <w:lastRenderedPageBreak/>
-              <w:t>Figura 3: Listagem de Disciplinas Cadastradas</w:t>
-            </w:r>
-          </w:p>
-        </w:tc>
-      </w:tr>
-      <w:tr>
-        <w:tc>
-          <w:tcPr>
-            <w:tcW w:w="8504" w:type="dxa"/>
-          </w:tcPr>
-          <w:p>
-            <w:pPr>
-              <w:ind w:firstLine="0"/>
-              <w:rPr>
-                <w:sz w:val="20"/>
-                <w:szCs w:val="18"/>
-              </w:rPr>
-            </w:pPr>
-            <w:r>
-              <w:rPr>
-                <w:noProof/>
-                <w:sz w:val="20"/>
-                <w:szCs w:val="18"/>
-              </w:rPr>
-              <w:drawing>
-                <wp:inline distT="0" distB="0" distL="0" distR="0" wp14:anchorId="04F3B172" wp14:editId="13EB0B07">
-                  <wp:extent cx="5400040" cy="2715895"/>
-                  <wp:effectExtent l="0" t="0" r="0" b="8255"/>
-                  <wp:docPr id="760495376" name="Imagem 1"/>
-                  <wp:cNvGraphicFramePr>
-                    <a:graphicFrameLocks xmlns:a="http://schemas.openxmlformats.org/drawingml/2006/main" noChangeAspect="1"/>
-                  </wp:cNvGraphicFramePr>
-                  <a:graphic xmlns:a="http://schemas.openxmlformats.org/drawingml/2006/main">
-                    <a:graphicData uri="http://schemas.openxmlformats.org/drawingml/2006/picture">
-                      <pic:pic xmlns:pic="http://schemas.openxmlformats.org/drawingml/2006/picture">
-                        <pic:nvPicPr>
-                          <pic:cNvPr id="760495376" name=""/>
-                          <pic:cNvPicPr/>
-                        </pic:nvPicPr>
-                        <pic:blipFill>
-                          <a:blip r:embed="rId9"/>
-                          <a:stretch>
-                            <a:fillRect/>
-                          </a:stretch>
-                        </pic:blipFill>
-                        <pic:spPr>
-                          <a:xfrm>
-                            <a:off x="0" y="0"/>
-                            <a:ext cx="5400040" cy="2715895"/>
+                            <a:ext cx="5400040" cy="2568575"/>
                           </a:xfrm>
                           <a:prstGeom prst="rect">
                             <a:avLst/>
@@ -678,55 +626,102 @@
       </w:tr>
     </w:tbl>
     <w:p>
-      <w:r>
-        <w:t xml:space="preserve">Caso alguma disciplina apresente a </w:t>
+      <w:pPr>
+        <w:tabs>
+          <w:tab w:val="center" w:pos="4677"/>
+          <w:tab w:val="left" w:pos="7428"/>
+        </w:tabs>
+        <w:rPr>
+          <w:lang w:eastAsia="pt-BR"/>
+        </w:rPr>
+      </w:pPr>
+    </w:p>
+    <w:p>
+      <w:pPr>
+        <w:tabs>
+          <w:tab w:val="center" w:pos="4677"/>
+          <w:tab w:val="left" w:pos="7428"/>
+        </w:tabs>
+      </w:pPr>
+      <w:r>
+        <w:t xml:space="preserve">Após vincular o questionário, </w:t>
+      </w:r>
+      <w:r>
+        <w:rPr>
+          <w:rStyle w:val="Forte"/>
+        </w:rPr>
+        <w:t>retorne ao menu Disciplinas Cadastradas</w:t>
+      </w:r>
+      <w:r>
+        <w:t xml:space="preserve"> no </w:t>
       </w:r>
       <w:proofErr w:type="spellStart"/>
       <w:r>
+        <w:rPr>
+          <w:rStyle w:val="Forte"/>
+        </w:rPr>
+        <w:t>ONIactive</w:t>
+      </w:r>
+      <w:proofErr w:type="spellEnd"/>
+      <w:r>
+        <w:t>.</w:t>
+      </w:r>
+      <w:r>
+        <w:t xml:space="preserve"> </w:t>
+      </w:r>
+      <w:r>
+        <w:t xml:space="preserve">Note que a disciplina aparecerá com a </w:t>
+      </w:r>
+      <w:proofErr w:type="spellStart"/>
+      <w:r>
         <w:t>tag</w:t>
       </w:r>
       <w:proofErr w:type="spellEnd"/>
       <w:r>
-        <w:t xml:space="preserve"> “</w:t>
-      </w:r>
-      <w:r>
-        <w:rPr>
-          <w:color w:val="FF0000"/>
-        </w:rPr>
-        <w:t>Não</w:t>
-      </w:r>
-      <w:r>
-        <w:t xml:space="preserve">”, será necessário realizar o vínculo manualmente. Para isso, clique em </w:t>
+        <w:t xml:space="preserve"> </w:t>
+      </w:r>
+      <w:r>
+        <w:rPr>
+          <w:rStyle w:val="Forte"/>
+        </w:rPr>
+        <w:t>“Não”</w:t>
+      </w:r>
+      <w:r>
+        <w:t xml:space="preserve">, indicando que o conteúdo </w:t>
+      </w:r>
+      <w:r>
+        <w:rPr>
+          <w:rStyle w:val="Forte"/>
+        </w:rPr>
+        <w:t xml:space="preserve">ainda não foi sincronizado com o AVA </w:t>
+      </w:r>
+      <w:r>
+        <w:rPr>
+          <w:rStyle w:val="Forte"/>
+          <w:b w:val="0"/>
+          <w:bCs w:val="0"/>
+        </w:rPr>
+        <w:t>(Figura 2)</w:t>
       </w:r>
       <w:r>
         <w:rPr>
           <w:b/>
           <w:bCs/>
         </w:rPr>
-        <w:t>Enviar dados para o Moodle</w:t>
-      </w:r>
-      <w:r>
-        <w:t xml:space="preserve"> e aguarde a finalização do envio.</w:t>
+        <w:t>.</w:t>
       </w:r>
     </w:p>
     <w:p>
       <w:pPr>
-        <w:pStyle w:val="Ttulo1"/>
-      </w:pPr>
-      <w:bookmarkStart w:id="5" w:name="_Matricular_Usuário"/>
-      <w:bookmarkStart w:id="6" w:name="_Acessar_Curso"/>
-      <w:bookmarkEnd w:id="5"/>
-      <w:bookmarkEnd w:id="6"/>
-      <w:r>
-        <w:t>Acessar Curso</w:t>
-      </w:r>
+        <w:tabs>
+          <w:tab w:val="center" w:pos="4677"/>
+          <w:tab w:val="left" w:pos="7428"/>
+        </w:tabs>
+        <w:rPr>
+          <w:lang w:eastAsia="pt-BR"/>
+        </w:rPr>
+      </w:pPr>
     </w:p>
-    <w:p>
-      <w:r>
-        <w:t xml:space="preserve">No AVA da sua instituição, acesse o menu Administração do Site &gt; Cursos &gt; Gerenciar cursos e categorias. Na tela exibida (Figura 4), há duas colunas: à esquerda, estão as categorias, e à direita, os cursos disponíveis. </w:t>
-      </w:r>
-    </w:p>
-    <w:p/>
     <w:tbl>
       <w:tblPr>
         <w:tblStyle w:val="Tabelacomgrade"/>
@@ -742,27 +737,33 @@
         <w:tblLook w:val="04A0" w:firstRow="1" w:lastRow="0" w:firstColumn="1" w:lastColumn="0" w:noHBand="0" w:noVBand="1"/>
       </w:tblPr>
       <w:tblGrid>
-        <w:gridCol w:w="8504"/>
+        <w:gridCol w:w="8494"/>
       </w:tblGrid>
       <w:tr>
         <w:tc>
           <w:tcPr>
-            <w:tcW w:w="8504" w:type="dxa"/>
+            <w:tcW w:w="8494" w:type="dxa"/>
           </w:tcPr>
           <w:p>
             <w:pPr>
+              <w:tabs>
+                <w:tab w:val="center" w:pos="4677"/>
+                <w:tab w:val="left" w:pos="7428"/>
+              </w:tabs>
               <w:ind w:firstLine="0"/>
               <w:rPr>
                 <w:sz w:val="20"/>
                 <w:szCs w:val="18"/>
+                <w:lang w:eastAsia="pt-BR"/>
               </w:rPr>
             </w:pPr>
             <w:r>
               <w:rPr>
                 <w:sz w:val="20"/>
                 <w:szCs w:val="18"/>
+                <w:lang w:eastAsia="pt-BR"/>
               </w:rPr>
-              <w:t>Figura 4: Página de gerenciamento de Cursos e Categorias</w:t>
+              <w:t>Figura 2</w:t>
             </w:r>
           </w:p>
         </w:tc>
@@ -770,27 +771,32 @@
       <w:tr>
         <w:tc>
           <w:tcPr>
-            <w:tcW w:w="8504" w:type="dxa"/>
+            <w:tcW w:w="8494" w:type="dxa"/>
           </w:tcPr>
           <w:p>
             <w:pPr>
+              <w:tabs>
+                <w:tab w:val="center" w:pos="4677"/>
+                <w:tab w:val="left" w:pos="7428"/>
+              </w:tabs>
               <w:ind w:firstLine="0"/>
               <w:rPr>
                 <w:sz w:val="20"/>
                 <w:szCs w:val="18"/>
+                <w:lang w:eastAsia="pt-BR"/>
               </w:rPr>
             </w:pPr>
             <w:r>
               <w:rPr>
-                <w:noProof/>
                 <w:sz w:val="20"/>
                 <w:szCs w:val="18"/>
+                <w:lang w:eastAsia="pt-BR"/>
               </w:rPr>
               <w:drawing>
-                <wp:inline distT="0" distB="0" distL="0" distR="0" wp14:anchorId="439A615D" wp14:editId="1495FA6A">
-                  <wp:extent cx="5400040" cy="2301875"/>
-                  <wp:effectExtent l="0" t="0" r="0" b="3175"/>
-                  <wp:docPr id="296265486" name="Imagem 1"/>
+                <wp:inline distT="0" distB="0" distL="0" distR="0" wp14:anchorId="2604BE14" wp14:editId="1EFCC661">
+                  <wp:extent cx="2943636" cy="600159"/>
+                  <wp:effectExtent l="0" t="0" r="0" b="9525"/>
+                  <wp:docPr id="183307894" name="Imagem 1"/>
                   <wp:cNvGraphicFramePr>
                     <a:graphicFrameLocks xmlns:a="http://schemas.openxmlformats.org/drawingml/2006/main" noChangeAspect="1"/>
                   </wp:cNvGraphicFramePr>
@@ -798,11 +804,11 @@
                     <a:graphicData uri="http://schemas.openxmlformats.org/drawingml/2006/picture">
                       <pic:pic xmlns:pic="http://schemas.openxmlformats.org/drawingml/2006/picture">
                         <pic:nvPicPr>
-                          <pic:cNvPr id="296265486" name=""/>
+                          <pic:cNvPr id="183307894" name=""/>
                           <pic:cNvPicPr/>
                         </pic:nvPicPr>
                         <pic:blipFill>
-                          <a:blip r:embed="rId10"/>
+                          <a:blip r:embed="rId9"/>
                           <a:stretch>
                             <a:fillRect/>
                           </a:stretch>
@@ -810,7 +816,7 @@
                         <pic:spPr>
                           <a:xfrm>
                             <a:off x="0" y="0"/>
-                            <a:ext cx="5400040" cy="2301875"/>
+                            <a:ext cx="2943636" cy="600159"/>
                           </a:xfrm>
                           <a:prstGeom prst="rect">
                             <a:avLst/>
@@ -827,32 +833,62 @@
       </w:tr>
     </w:tbl>
     <w:p>
-      <w:r>
-        <w:t>Para acessar um curso, selecione o curso desejado, role a página para baixo e clique em “</w:t>
-      </w:r>
-      <w:r>
-        <w:rPr>
-          <w:b/>
-          <w:bCs/>
-        </w:rPr>
-        <w:t>Ver</w:t>
-      </w:r>
-      <w:r>
-        <w:t xml:space="preserve">”. A página do curso será aberta, permitindo </w:t>
+      <w:pPr>
+        <w:tabs>
+          <w:tab w:val="center" w:pos="4677"/>
+          <w:tab w:val="left" w:pos="7428"/>
+        </w:tabs>
+        <w:rPr>
+          <w:lang w:eastAsia="pt-BR"/>
+        </w:rPr>
+      </w:pPr>
+    </w:p>
+    <w:p>
+      <w:pPr>
+        <w:tabs>
+          <w:tab w:val="center" w:pos="4677"/>
+          <w:tab w:val="left" w:pos="7428"/>
+        </w:tabs>
+      </w:pPr>
+      <w:r>
+        <w:t xml:space="preserve">Para concluir o processo, clique em </w:t>
       </w:r>
       <w:r>
         <w:rPr>
           <w:rStyle w:val="Forte"/>
         </w:rPr>
-        <w:t>visualizar todo o conteúdo</w:t>
-      </w:r>
-      <w:r>
-        <w:t xml:space="preserve"> disponibilizado no ambiente.</w:t>
+        <w:t>“Enviar dados para o Moodle”</w:t>
+      </w:r>
+      <w:r>
+        <w:t xml:space="preserve"> e aguarde até que a operação seja finalizada.</w:t>
+      </w:r>
+    </w:p>
+    <w:p>
+      <w:pPr>
+        <w:tabs>
+          <w:tab w:val="center" w:pos="4677"/>
+          <w:tab w:val="left" w:pos="7428"/>
+        </w:tabs>
+        <w:rPr>
+          <w:lang w:eastAsia="pt-BR"/>
+        </w:rPr>
+      </w:pPr>
+      <w:r>
+        <w:t xml:space="preserve">Após o término do envio, </w:t>
+      </w:r>
+      <w:r>
+        <w:rPr>
+          <w:rStyle w:val="Forte"/>
+        </w:rPr>
+        <w:t>acesse o AVA</w:t>
+      </w:r>
+      <w:r>
+        <w:t xml:space="preserve"> para confirmar que o questionário foi vinculado corretamente à disciplina correspondente.</w:t>
       </w:r>
     </w:p>
     <w:sectPr>
-      <w:headerReference w:type="default" r:id="rId11"/>
-      <w:footerReference w:type="default" r:id="rId12"/>
+      <w:headerReference w:type="default" r:id="rId10"/>
+      <w:footerReference w:type="default" r:id="rId11"/>
       <w:pgSz w:w="11906" w:h="16838"/>
       <w:pgMar w:top="1417" w:right="1701" w:bottom="1417" w:left="1701" w:header="567" w:footer="708" w:gutter="0"/>
       <w:cols w:space="708"/>
@@ -1212,6 +1248,119 @@
     </w:lvl>
   </w:abstractNum>
   <w:abstractNum w:abstractNumId="1" w15:restartNumberingAfterBreak="0">
+    <w:nsid w:val="064C3C0C"/>
+    <w:multiLevelType w:val="hybridMultilevel"/>
+    <w:tmpl w:val="1E1696E2"/>
+    <w:lvl w:ilvl="0" w:tplc="04160001">
+      <w:start w:val="1"/>
+      <w:numFmt w:val="bullet"/>
+      <w:lvlText w:val=""/>
+      <w:lvlJc w:val="left"/>
+      <w:pPr>
+        <w:ind w:left="1571" w:hanging="360"/>
+      </w:pPr>
+      <w:rPr>
+        <w:rFonts w:ascii="Symbol" w:hAnsi="Symbol" w:hint="default"/>
+      </w:rPr>
+    </w:lvl>
+    <w:lvl w:ilvl="1" w:tplc="04160003" w:tentative="1">
+      <w:start w:val="1"/>
+      <w:numFmt w:val="bullet"/>
+      <w:lvlText w:val="o"/>
+      <w:lvlJc w:val="left"/>
+      <w:pPr>
+        <w:ind w:left="2291" w:hanging="360"/>
+      </w:pPr>
+      <w:rPr>
+        <w:rFonts w:ascii="Courier New" w:hAnsi="Courier New" w:cs="Courier New" w:hint="default"/>
+      </w:rPr>
+    </w:lvl>
+    <w:lvl w:ilvl="2" w:tplc="04160005" w:tentative="1">
+      <w:start w:val="1"/>
+      <w:numFmt w:val="bullet"/>
+      <w:lvlText w:val=""/>
+      <w:lvlJc w:val="left"/>
+      <w:pPr>
+        <w:ind w:left="3011" w:hanging="360"/>
+      </w:pPr>
+      <w:rPr>
+        <w:rFonts w:ascii="Wingdings" w:hAnsi="Wingdings" w:hint="default"/>
+      </w:rPr>
+    </w:lvl>
+    <w:lvl w:ilvl="3" w:tplc="04160001" w:tentative="1">
+      <w:start w:val="1"/>
+      <w:numFmt w:val="bullet"/>
+      <w:lvlText w:val=""/>
+      <w:lvlJc w:val="left"/>
+      <w:pPr>
+        <w:ind w:left="3731" w:hanging="360"/>
+      </w:pPr>
+      <w:rPr>
+        <w:rFonts w:ascii="Symbol" w:hAnsi="Symbol" w:hint="default"/>
+      </w:rPr>
+    </w:lvl>
+    <w:lvl w:ilvl="4" w:tplc="04160003" w:tentative="1">
+      <w:start w:val="1"/>
+      <w:numFmt w:val="bullet"/>
+      <w:lvlText w:val="o"/>
+      <w:lvlJc w:val="left"/>
+      <w:pPr>
+        <w:ind w:left="4451" w:hanging="360"/>
+      </w:pPr>
+      <w:rPr>
+        <w:rFonts w:ascii="Courier New" w:hAnsi="Courier New" w:cs="Courier New" w:hint="default"/>
+      </w:rPr>
+    </w:lvl>
+    <w:lvl w:ilvl="5" w:tplc="04160005" w:tentative="1">
+      <w:start w:val="1"/>
+      <w:numFmt w:val="bullet"/>
+      <w:lvlText w:val=""/>
+      <w:lvlJc w:val="left"/>
+      <w:pPr>
+        <w:ind w:left="5171" w:hanging="360"/>
+      </w:pPr>
+      <w:rPr>
+        <w:rFonts w:ascii="Wingdings" w:hAnsi="Wingdings" w:hint="default"/>
+      </w:rPr>
+    </w:lvl>
+    <w:lvl w:ilvl="6" w:tplc="04160001" w:tentative="1">
+      <w:start w:val="1"/>
+      <w:numFmt w:val="bullet"/>
+      <w:lvlText w:val=""/>
+      <w:lvlJc w:val="left"/>
+      <w:pPr>
+        <w:ind w:left="5891" w:hanging="360"/>
+      </w:pPr>
+      <w:rPr>
+        <w:rFonts w:ascii="Symbol" w:hAnsi="Symbol" w:hint="default"/>
+      </w:rPr>
+    </w:lvl>
+    <w:lvl w:ilvl="7" w:tplc="04160003" w:tentative="1">
+      <w:start w:val="1"/>
+      <w:numFmt w:val="bullet"/>
+      <w:lvlText w:val="o"/>
+      <w:lvlJc w:val="left"/>
+      <w:pPr>
+        <w:ind w:left="6611" w:hanging="360"/>
+      </w:pPr>
+      <w:rPr>
+        <w:rFonts w:ascii="Courier New" w:hAnsi="Courier New" w:cs="Courier New" w:hint="default"/>
+      </w:rPr>
+    </w:lvl>
+    <w:lvl w:ilvl="8" w:tplc="04160005" w:tentative="1">
+      <w:start w:val="1"/>
+      <w:numFmt w:val="bullet"/>
+      <w:lvlText w:val=""/>
+      <w:lvlJc w:val="left"/>
+      <w:pPr>
+        <w:ind w:left="7331" w:hanging="360"/>
+      </w:pPr>
+      <w:rPr>
+        <w:rFonts w:ascii="Wingdings" w:hAnsi="Wingdings" w:hint="default"/>
+      </w:rPr>
+    </w:lvl>
+  </w:abstractNum>
+  <w:abstractNum w:abstractNumId="2" w15:restartNumberingAfterBreak="0">
     <w:nsid w:val="0E823E15"/>
     <w:multiLevelType w:val="hybridMultilevel"/>
     <w:tmpl w:val="B8DA39A0"/>
@@ -1323,7 +1472,7 @@
       </w:rPr>
     </w:lvl>
   </w:abstractNum>
-  <w:abstractNum w:abstractNumId="2" w15:restartNumberingAfterBreak="0">
+  <w:abstractNum w:abstractNumId="3" w15:restartNumberingAfterBreak="0">
     <w:nsid w:val="116B642A"/>
     <w:multiLevelType w:val="hybridMultilevel"/>
     <w:tmpl w:val="EDF8FFD2"/>
@@ -1436,7 +1585,156 @@
       </w:rPr>
     </w:lvl>
   </w:abstractNum>
-  <w:abstractNum w:abstractNumId="3" w15:restartNumberingAfterBreak="0">
+  <w:abstractNum w:abstractNumId="4" w15:restartNumberingAfterBreak="0">
+    <w:nsid w:val="19E23087"/>
+    <w:multiLevelType w:val="multilevel"/>
+    <w:tmpl w:val="D9AA0A0C"/>
+    <w:lvl w:ilvl="0">
+      <w:start w:val="1"/>
+      <w:numFmt w:val="bullet"/>
+      <w:lvlText w:val=""/>
+      <w:lvlJc w:val="left"/>
+      <w:pPr>
+        <w:tabs>
+          <w:tab w:val="num" w:pos="720"/>
+        </w:tabs>
+        <w:ind w:left="720" w:hanging="360"/>
+      </w:pPr>
+      <w:rPr>
+        <w:rFonts w:ascii="Symbol" w:hAnsi="Symbol" w:hint="default"/>
+        <w:sz w:val="20"/>
+      </w:rPr>
+    </w:lvl>
+    <w:lvl w:ilvl="1" w:tentative="1">
+      <w:start w:val="1"/>
+      <w:numFmt w:val="bullet"/>
+      <w:lvlText w:val="o"/>
+      <w:lvlJc w:val="left"/>
+      <w:pPr>
+        <w:tabs>
+          <w:tab w:val="num" w:pos="1440"/>
+        </w:tabs>
+        <w:ind w:left="1440" w:hanging="360"/>
+      </w:pPr>
+      <w:rPr>
+        <w:rFonts w:ascii="Courier New" w:hAnsi="Courier New" w:hint="default"/>
+        <w:sz w:val="20"/>
+      </w:rPr>
+    </w:lvl>
+    <w:lvl w:ilvl="2" w:tentative="1">
+      <w:start w:val="1"/>
+      <w:numFmt w:val="bullet"/>
+      <w:lvlText w:val=""/>
+      <w:lvlJc w:val="left"/>
+      <w:pPr>
+        <w:tabs>
+          <w:tab w:val="num" w:pos="2160"/>
+        </w:tabs>
+        <w:ind w:left="2160" w:hanging="360"/>
+      </w:pPr>
+      <w:rPr>
+        <w:rFonts w:ascii="Wingdings" w:hAnsi="Wingdings" w:hint="default"/>
+        <w:sz w:val="20"/>
+      </w:rPr>
+    </w:lvl>
+    <w:lvl w:ilvl="3" w:tentative="1">
+      <w:start w:val="1"/>
+      <w:numFmt w:val="bullet"/>
+      <w:lvlText w:val=""/>
+      <w:lvlJc w:val="left"/>
+      <w:pPr>
+        <w:tabs>
+          <w:tab w:val="num" w:pos="2880"/>
+        </w:tabs>
+        <w:ind w:left="2880" w:hanging="360"/>
+      </w:pPr>
+      <w:rPr>
+        <w:rFonts w:ascii="Wingdings" w:hAnsi="Wingdings" w:hint="default"/>
+        <w:sz w:val="20"/>
+      </w:rPr>
+    </w:lvl>
+    <w:lvl w:ilvl="4" w:tentative="1">
+      <w:start w:val="1"/>
+      <w:numFmt w:val="bullet"/>
+      <w:lvlText w:val=""/>
+      <w:lvlJc w:val="left"/>
+      <w:pPr>
+        <w:tabs>
+          <w:tab w:val="num" w:pos="3600"/>
+        </w:tabs>
+        <w:ind w:left="3600" w:hanging="360"/>
+      </w:pPr>
+      <w:rPr>
+        <w:rFonts w:ascii="Wingdings" w:hAnsi="Wingdings" w:hint="default"/>
+        <w:sz w:val="20"/>
+      </w:rPr>
+    </w:lvl>
+    <w:lvl w:ilvl="5" w:tentative="1">
+      <w:start w:val="1"/>
+      <w:numFmt w:val="bullet"/>
+      <w:lvlText w:val=""/>
+      <w:lvlJc w:val="left"/>
+      <w:pPr>
+        <w:tabs>
+          <w:tab w:val="num" w:pos="4320"/>
+        </w:tabs>
+        <w:ind w:left="4320" w:hanging="360"/>
+      </w:pPr>
+      <w:rPr>
+        <w:rFonts w:ascii="Wingdings" w:hAnsi="Wingdings" w:hint="default"/>
+        <w:sz w:val="20"/>
+      </w:rPr>
+    </w:lvl>
+    <w:lvl w:ilvl="6" w:tentative="1">
+      <w:start w:val="1"/>
+      <w:numFmt w:val="bullet"/>
+      <w:lvlText w:val=""/>
+      <w:lvlJc w:val="left"/>
+      <w:pPr>
+        <w:tabs>
+          <w:tab w:val="num" w:pos="5040"/>
+        </w:tabs>
+        <w:ind w:left="5040" w:hanging="360"/>
+      </w:pPr>
+      <w:rPr>
+        <w:rFonts w:ascii="Wingdings" w:hAnsi="Wingdings" w:hint="default"/>
+        <w:sz w:val="20"/>
+      </w:rPr>
+    </w:lvl>
+    <w:lvl w:ilvl="7" w:tentative="1">
+      <w:start w:val="1"/>
+      <w:numFmt w:val="bullet"/>
+      <w:lvlText w:val=""/>
+      <w:lvlJc w:val="left"/>
+      <w:pPr>
+        <w:tabs>
+          <w:tab w:val="num" w:pos="5760"/>
+        </w:tabs>
+        <w:ind w:left="5760" w:hanging="360"/>
+      </w:pPr>
+      <w:rPr>
+        <w:rFonts w:ascii="Wingdings" w:hAnsi="Wingdings" w:hint="default"/>
+        <w:sz w:val="20"/>
+      </w:rPr>
+    </w:lvl>
+    <w:lvl w:ilvl="8" w:tentative="1">
+      <w:start w:val="1"/>
+      <w:numFmt w:val="bullet"/>
+      <w:lvlText w:val=""/>
+      <w:lvlJc w:val="left"/>
+      <w:pPr>
+        <w:tabs>
+          <w:tab w:val="num" w:pos="6480"/>
+        </w:tabs>
+        <w:ind w:left="6480" w:hanging="360"/>
+      </w:pPr>
+      <w:rPr>
+        <w:rFonts w:ascii="Wingdings" w:hAnsi="Wingdings" w:hint="default"/>
+        <w:sz w:val="20"/>
+      </w:rPr>
+    </w:lvl>
+  </w:abstractNum>
+  <w:abstractNum w:abstractNumId="5" w15:restartNumberingAfterBreak="0">
     <w:nsid w:val="1FF369BF"/>
     <w:multiLevelType w:val="hybridMultilevel"/>
     <w:tmpl w:val="618465A2"/>
@@ -1522,7 +1820,120 @@
       </w:pPr>
     </w:lvl>
   </w:abstractNum>
-  <w:abstractNum w:abstractNumId="4" w15:restartNumberingAfterBreak="0">
+  <w:abstractNum w:abstractNumId="6" w15:restartNumberingAfterBreak="0">
+    <w:nsid w:val="296D6402"/>
+    <w:multiLevelType w:val="hybridMultilevel"/>
+    <w:tmpl w:val="C002AA52"/>
+    <w:lvl w:ilvl="0" w:tplc="04160001">
+      <w:start w:val="1"/>
+      <w:numFmt w:val="bullet"/>
+      <w:lvlText w:val=""/>
+      <w:lvlJc w:val="left"/>
+      <w:pPr>
+        <w:ind w:left="1571" w:hanging="360"/>
+      </w:pPr>
+      <w:rPr>
+        <w:rFonts w:ascii="Symbol" w:hAnsi="Symbol" w:hint="default"/>
+      </w:rPr>
+    </w:lvl>
+    <w:lvl w:ilvl="1" w:tplc="04160003" w:tentative="1">
+      <w:start w:val="1"/>
+      <w:numFmt w:val="bullet"/>
+      <w:lvlText w:val="o"/>
+      <w:lvlJc w:val="left"/>
+      <w:pPr>
+        <w:ind w:left="2291" w:hanging="360"/>
+      </w:pPr>
+      <w:rPr>
+        <w:rFonts w:ascii="Courier New" w:hAnsi="Courier New" w:cs="Courier New" w:hint="default"/>
+      </w:rPr>
+    </w:lvl>
+    <w:lvl w:ilvl="2" w:tplc="04160005" w:tentative="1">
+      <w:start w:val="1"/>
+      <w:numFmt w:val="bullet"/>
+      <w:lvlText w:val=""/>
+      <w:lvlJc w:val="left"/>
+      <w:pPr>
+        <w:ind w:left="3011" w:hanging="360"/>
+      </w:pPr>
+      <w:rPr>
+        <w:rFonts w:ascii="Wingdings" w:hAnsi="Wingdings" w:hint="default"/>
+      </w:rPr>
+    </w:lvl>
+    <w:lvl w:ilvl="3" w:tplc="04160001" w:tentative="1">
+      <w:start w:val="1"/>
+      <w:numFmt w:val="bullet"/>
+      <w:lvlText w:val=""/>
+      <w:lvlJc w:val="left"/>
+      <w:pPr>
+        <w:ind w:left="3731" w:hanging="360"/>
+      </w:pPr>
+      <w:rPr>
+        <w:rFonts w:ascii="Symbol" w:hAnsi="Symbol" w:hint="default"/>
+      </w:rPr>
+    </w:lvl>
+    <w:lvl w:ilvl="4" w:tplc="04160003" w:tentative="1">
+      <w:start w:val="1"/>
+      <w:numFmt w:val="bullet"/>
+      <w:lvlText w:val="o"/>
+      <w:lvlJc w:val="left"/>
+      <w:pPr>
+        <w:ind w:left="4451" w:hanging="360"/>
+      </w:pPr>
+      <w:rPr>
+        <w:rFonts w:ascii="Courier New" w:hAnsi="Courier New" w:cs="Courier New" w:hint="default"/>
+      </w:rPr>
+    </w:lvl>
+    <w:lvl w:ilvl="5" w:tplc="04160005" w:tentative="1">
+      <w:start w:val="1"/>
+      <w:numFmt w:val="bullet"/>
+      <w:lvlText w:val=""/>
+      <w:lvlJc w:val="left"/>
+      <w:pPr>
+        <w:ind w:left="5171" w:hanging="360"/>
+      </w:pPr>
+      <w:rPr>
+        <w:rFonts w:ascii="Wingdings" w:hAnsi="Wingdings" w:hint="default"/>
+      </w:rPr>
+    </w:lvl>
+    <w:lvl w:ilvl="6" w:tplc="04160001" w:tentative="1">
+      <w:start w:val="1"/>
+      <w:numFmt w:val="bullet"/>
+      <w:lvlText w:val=""/>
+      <w:lvlJc w:val="left"/>
+      <w:pPr>
+        <w:ind w:left="5891" w:hanging="360"/>
+      </w:pPr>
+      <w:rPr>
+        <w:rFonts w:ascii="Symbol" w:hAnsi="Symbol" w:hint="default"/>
+      </w:rPr>
+    </w:lvl>
+    <w:lvl w:ilvl="7" w:tplc="04160003" w:tentative="1">
+      <w:start w:val="1"/>
+      <w:numFmt w:val="bullet"/>
+      <w:lvlText w:val="o"/>
+      <w:lvlJc w:val="left"/>
+      <w:pPr>
+        <w:ind w:left="6611" w:hanging="360"/>
+      </w:pPr>
+      <w:rPr>
+        <w:rFonts w:ascii="Courier New" w:hAnsi="Courier New" w:cs="Courier New" w:hint="default"/>
+      </w:rPr>
+    </w:lvl>
+    <w:lvl w:ilvl="8" w:tplc="04160005" w:tentative="1">
+      <w:start w:val="1"/>
+      <w:numFmt w:val="bullet"/>
+      <w:lvlText w:val=""/>
+      <w:lvlJc w:val="left"/>
+      <w:pPr>
+        <w:ind w:left="7331" w:hanging="360"/>
+      </w:pPr>
+      <w:rPr>
+        <w:rFonts w:ascii="Wingdings" w:hAnsi="Wingdings" w:hint="default"/>
+      </w:rPr>
+    </w:lvl>
+  </w:abstractNum>
+  <w:abstractNum w:abstractNumId="7" w15:restartNumberingAfterBreak="0">
     <w:nsid w:val="2C9F0023"/>
     <w:multiLevelType w:val="hybridMultilevel"/>
     <w:tmpl w:val="C93A28E0"/>
@@ -1635,7 +2046,7 @@
       </w:rPr>
     </w:lvl>
   </w:abstractNum>
-  <w:abstractNum w:abstractNumId="5" w15:restartNumberingAfterBreak="0">
+  <w:abstractNum w:abstractNumId="8" w15:restartNumberingAfterBreak="0">
     <w:nsid w:val="3B1148EA"/>
     <w:multiLevelType w:val="hybridMultilevel"/>
     <w:tmpl w:val="0C881716"/>
@@ -1748,7 +2159,7 @@
       </w:rPr>
     </w:lvl>
   </w:abstractNum>
-  <w:abstractNum w:abstractNumId="6" w15:restartNumberingAfterBreak="0">
+  <w:abstractNum w:abstractNumId="9" w15:restartNumberingAfterBreak="0">
     <w:nsid w:val="548115BB"/>
     <w:multiLevelType w:val="hybridMultilevel"/>
     <w:tmpl w:val="045809A8"/>
@@ -1861,7 +2272,7 @@
       </w:rPr>
     </w:lvl>
   </w:abstractNum>
-  <w:abstractNum w:abstractNumId="7" w15:restartNumberingAfterBreak="0">
+  <w:abstractNum w:abstractNumId="10" w15:restartNumberingAfterBreak="0">
     <w:nsid w:val="5C2F2F80"/>
     <w:multiLevelType w:val="hybridMultilevel"/>
     <w:tmpl w:val="F23811D8"/>
@@ -1973,7 +2384,7 @@
       </w:rPr>
     </w:lvl>
   </w:abstractNum>
-  <w:abstractNum w:abstractNumId="8" w15:restartNumberingAfterBreak="0">
+  <w:abstractNum w:abstractNumId="11" w15:restartNumberingAfterBreak="0">
     <w:nsid w:val="63686538"/>
     <w:multiLevelType w:val="hybridMultilevel"/>
     <w:tmpl w:val="8A86A6CC"/>
@@ -2085,7 +2496,120 @@
       </w:rPr>
     </w:lvl>
   </w:abstractNum>
-  <w:abstractNum w:abstractNumId="9" w15:restartNumberingAfterBreak="0">
+  <w:abstractNum w:abstractNumId="12" w15:restartNumberingAfterBreak="0">
+    <w:nsid w:val="698C7204"/>
+    <w:multiLevelType w:val="hybridMultilevel"/>
+    <w:tmpl w:val="8AAC4E84"/>
+    <w:lvl w:ilvl="0" w:tplc="04160001">
+      <w:start w:val="1"/>
+      <w:numFmt w:val="bullet"/>
+      <w:lvlText w:val=""/>
+      <w:lvlJc w:val="left"/>
+      <w:pPr>
+        <w:ind w:left="1571" w:hanging="360"/>
+      </w:pPr>
+      <w:rPr>
+        <w:rFonts w:ascii="Symbol" w:hAnsi="Symbol" w:hint="default"/>
+      </w:rPr>
+    </w:lvl>
+    <w:lvl w:ilvl="1" w:tplc="04160003" w:tentative="1">
+      <w:start w:val="1"/>
+      <w:numFmt w:val="bullet"/>
+      <w:lvlText w:val="o"/>
+      <w:lvlJc w:val="left"/>
+      <w:pPr>
+        <w:ind w:left="2291" w:hanging="360"/>
+      </w:pPr>
+      <w:rPr>
+        <w:rFonts w:ascii="Courier New" w:hAnsi="Courier New" w:cs="Courier New" w:hint="default"/>
+      </w:rPr>
+    </w:lvl>
+    <w:lvl w:ilvl="2" w:tplc="04160005" w:tentative="1">
+      <w:start w:val="1"/>
+      <w:numFmt w:val="bullet"/>
+      <w:lvlText w:val=""/>
+      <w:lvlJc w:val="left"/>
+      <w:pPr>
+        <w:ind w:left="3011" w:hanging="360"/>
+      </w:pPr>
+      <w:rPr>
+        <w:rFonts w:ascii="Wingdings" w:hAnsi="Wingdings" w:hint="default"/>
+      </w:rPr>
+    </w:lvl>
+    <w:lvl w:ilvl="3" w:tplc="04160001" w:tentative="1">
+      <w:start w:val="1"/>
+      <w:numFmt w:val="bullet"/>
+      <w:lvlText w:val=""/>
+      <w:lvlJc w:val="left"/>
+      <w:pPr>
+        <w:ind w:left="3731" w:hanging="360"/>
+      </w:pPr>
+      <w:rPr>
+        <w:rFonts w:ascii="Symbol" w:hAnsi="Symbol" w:hint="default"/>
+      </w:rPr>
+    </w:lvl>
+    <w:lvl w:ilvl="4" w:tplc="04160003" w:tentative="1">
+      <w:start w:val="1"/>
+      <w:numFmt w:val="bullet"/>
+      <w:lvlText w:val="o"/>
+      <w:lvlJc w:val="left"/>
+      <w:pPr>
+        <w:ind w:left="4451" w:hanging="360"/>
+      </w:pPr>
+      <w:rPr>
+        <w:rFonts w:ascii="Courier New" w:hAnsi="Courier New" w:cs="Courier New" w:hint="default"/>
+      </w:rPr>
+    </w:lvl>
+    <w:lvl w:ilvl="5" w:tplc="04160005" w:tentative="1">
+      <w:start w:val="1"/>
+      <w:numFmt w:val="bullet"/>
+      <w:lvlText w:val=""/>
+      <w:lvlJc w:val="left"/>
+      <w:pPr>
+        <w:ind w:left="5171" w:hanging="360"/>
+      </w:pPr>
+      <w:rPr>
+        <w:rFonts w:ascii="Wingdings" w:hAnsi="Wingdings" w:hint="default"/>
+      </w:rPr>
+    </w:lvl>
+    <w:lvl w:ilvl="6" w:tplc="04160001" w:tentative="1">
+      <w:start w:val="1"/>
+      <w:numFmt w:val="bullet"/>
+      <w:lvlText w:val=""/>
+      <w:lvlJc w:val="left"/>
+      <w:pPr>
+        <w:ind w:left="5891" w:hanging="360"/>
+      </w:pPr>
+      <w:rPr>
+        <w:rFonts w:ascii="Symbol" w:hAnsi="Symbol" w:hint="default"/>
+      </w:rPr>
+    </w:lvl>
+    <w:lvl w:ilvl="7" w:tplc="04160003" w:tentative="1">
+      <w:start w:val="1"/>
+      <w:numFmt w:val="bullet"/>
+      <w:lvlText w:val="o"/>
+      <w:lvlJc w:val="left"/>
+      <w:pPr>
+        <w:ind w:left="6611" w:hanging="360"/>
+      </w:pPr>
+      <w:rPr>
+        <w:rFonts w:ascii="Courier New" w:hAnsi="Courier New" w:cs="Courier New" w:hint="default"/>
+      </w:rPr>
+    </w:lvl>
+    <w:lvl w:ilvl="8" w:tplc="04160005" w:tentative="1">
+      <w:start w:val="1"/>
+      <w:numFmt w:val="bullet"/>
+      <w:lvlText w:val=""/>
+      <w:lvlJc w:val="left"/>
+      <w:pPr>
+        <w:ind w:left="7331" w:hanging="360"/>
+      </w:pPr>
+      <w:rPr>
+        <w:rFonts w:ascii="Wingdings" w:hAnsi="Wingdings" w:hint="default"/>
+      </w:rPr>
+    </w:lvl>
+  </w:abstractNum>
+  <w:abstractNum w:abstractNumId="13" w15:restartNumberingAfterBreak="0">
     <w:nsid w:val="6FC07488"/>
     <w:multiLevelType w:val="hybridMultilevel"/>
     <w:tmpl w:val="8FB814D0"/>
@@ -2174,7 +2698,120 @@
       </w:pPr>
     </w:lvl>
   </w:abstractNum>
-  <w:abstractNum w:abstractNumId="10" w15:restartNumberingAfterBreak="0">
+  <w:abstractNum w:abstractNumId="14" w15:restartNumberingAfterBreak="0">
+    <w:nsid w:val="736A0032"/>
+    <w:multiLevelType w:val="hybridMultilevel"/>
+    <w:tmpl w:val="435C96B0"/>
+    <w:lvl w:ilvl="0" w:tplc="04160001">
+      <w:start w:val="1"/>
+      <w:numFmt w:val="bullet"/>
+      <w:lvlText w:val=""/>
+      <w:lvlJc w:val="left"/>
+      <w:pPr>
+        <w:ind w:left="1571" w:hanging="360"/>
+      </w:pPr>
+      <w:rPr>
+        <w:rFonts w:ascii="Symbol" w:hAnsi="Symbol" w:hint="default"/>
+      </w:rPr>
+    </w:lvl>
+    <w:lvl w:ilvl="1" w:tplc="04160003" w:tentative="1">
+      <w:start w:val="1"/>
+      <w:numFmt w:val="bullet"/>
+      <w:lvlText w:val="o"/>
+      <w:lvlJc w:val="left"/>
+      <w:pPr>
+        <w:ind w:left="2291" w:hanging="360"/>
+      </w:pPr>
+      <w:rPr>
+        <w:rFonts w:ascii="Courier New" w:hAnsi="Courier New" w:cs="Courier New" w:hint="default"/>
+      </w:rPr>
+    </w:lvl>
+    <w:lvl w:ilvl="2" w:tplc="04160005" w:tentative="1">
+      <w:start w:val="1"/>
+      <w:numFmt w:val="bullet"/>
+      <w:lvlText w:val=""/>
+      <w:lvlJc w:val="left"/>
+      <w:pPr>
+        <w:ind w:left="3011" w:hanging="360"/>
+      </w:pPr>
+      <w:rPr>
+        <w:rFonts w:ascii="Wingdings" w:hAnsi="Wingdings" w:hint="default"/>
+      </w:rPr>
+    </w:lvl>
+    <w:lvl w:ilvl="3" w:tplc="04160001" w:tentative="1">
+      <w:start w:val="1"/>
+      <w:numFmt w:val="bullet"/>
+      <w:lvlText w:val=""/>
+      <w:lvlJc w:val="left"/>
+      <w:pPr>
+        <w:ind w:left="3731" w:hanging="360"/>
+      </w:pPr>
+      <w:rPr>
+        <w:rFonts w:ascii="Symbol" w:hAnsi="Symbol" w:hint="default"/>
+      </w:rPr>
+    </w:lvl>
+    <w:lvl w:ilvl="4" w:tplc="04160003" w:tentative="1">
+      <w:start w:val="1"/>
+      <w:numFmt w:val="bullet"/>
+      <w:lvlText w:val="o"/>
+      <w:lvlJc w:val="left"/>
+      <w:pPr>
+        <w:ind w:left="4451" w:hanging="360"/>
+      </w:pPr>
+      <w:rPr>
+        <w:rFonts w:ascii="Courier New" w:hAnsi="Courier New" w:cs="Courier New" w:hint="default"/>
+      </w:rPr>
+    </w:lvl>
+    <w:lvl w:ilvl="5" w:tplc="04160005" w:tentative="1">
+      <w:start w:val="1"/>
+      <w:numFmt w:val="bullet"/>
+      <w:lvlText w:val=""/>
+      <w:lvlJc w:val="left"/>
+      <w:pPr>
+        <w:ind w:left="5171" w:hanging="360"/>
+      </w:pPr>
+      <w:rPr>
+        <w:rFonts w:ascii="Wingdings" w:hAnsi="Wingdings" w:hint="default"/>
+      </w:rPr>
+    </w:lvl>
+    <w:lvl w:ilvl="6" w:tplc="04160001" w:tentative="1">
+      <w:start w:val="1"/>
+      <w:numFmt w:val="bullet"/>
+      <w:lvlText w:val=""/>
+      <w:lvlJc w:val="left"/>
+      <w:pPr>
+        <w:ind w:left="5891" w:hanging="360"/>
+      </w:pPr>
+      <w:rPr>
+        <w:rFonts w:ascii="Symbol" w:hAnsi="Symbol" w:hint="default"/>
+      </w:rPr>
+    </w:lvl>
+    <w:lvl w:ilvl="7" w:tplc="04160003" w:tentative="1">
+      <w:start w:val="1"/>
+      <w:numFmt w:val="bullet"/>
+      <w:lvlText w:val="o"/>
+      <w:lvlJc w:val="left"/>
+      <w:pPr>
+        <w:ind w:left="6611" w:hanging="360"/>
+      </w:pPr>
+      <w:rPr>
+        <w:rFonts w:ascii="Courier New" w:hAnsi="Courier New" w:cs="Courier New" w:hint="default"/>
+      </w:rPr>
+    </w:lvl>
+    <w:lvl w:ilvl="8" w:tplc="04160005" w:tentative="1">
+      <w:start w:val="1"/>
+      <w:numFmt w:val="bullet"/>
+      <w:lvlText w:val=""/>
+      <w:lvlJc w:val="left"/>
+      <w:pPr>
+        <w:ind w:left="7331" w:hanging="360"/>
+      </w:pPr>
+      <w:rPr>
+        <w:rFonts w:ascii="Wingdings" w:hAnsi="Wingdings" w:hint="default"/>
+      </w:rPr>
+    </w:lvl>
+  </w:abstractNum>
+  <w:abstractNum w:abstractNumId="15" w15:restartNumberingAfterBreak="0">
     <w:nsid w:val="77473788"/>
     <w:multiLevelType w:val="hybridMultilevel"/>
     <w:tmpl w:val="9B882C3C"/>
@@ -2264,36 +2901,51 @@
     </w:lvl>
   </w:abstractNum>
   <w:num w:numId="1" w16cid:durableId="395323324">
-    <w:abstractNumId w:val="10"/>
+    <w:abstractNumId w:val="15"/>
   </w:num>
   <w:num w:numId="2" w16cid:durableId="1131558496">
-    <w:abstractNumId w:val="9"/>
+    <w:abstractNumId w:val="13"/>
   </w:num>
   <w:num w:numId="3" w16cid:durableId="1162701777">
     <w:abstractNumId w:val="0"/>
   </w:num>
   <w:num w:numId="4" w16cid:durableId="1974363564">
+    <w:abstractNumId w:val="9"/>
+  </w:num>
+  <w:num w:numId="5" w16cid:durableId="997876893">
+    <w:abstractNumId w:val="7"/>
+  </w:num>
+  <w:num w:numId="6" w16cid:durableId="1033387495">
+    <w:abstractNumId w:val="3"/>
+  </w:num>
+  <w:num w:numId="7" w16cid:durableId="2034113208">
+    <w:abstractNumId w:val="8"/>
+  </w:num>
+  <w:num w:numId="8" w16cid:durableId="683748296">
+    <w:abstractNumId w:val="11"/>
+  </w:num>
+  <w:num w:numId="9" w16cid:durableId="49769686">
+    <w:abstractNumId w:val="5"/>
+  </w:num>
+  <w:num w:numId="10" w16cid:durableId="463236799">
+    <w:abstractNumId w:val="10"/>
+  </w:num>
+  <w:num w:numId="11" w16cid:durableId="575749043">
+    <w:abstractNumId w:val="2"/>
+  </w:num>
+  <w:num w:numId="12" w16cid:durableId="9839967">
+    <w:abstractNumId w:val="4"/>
+  </w:num>
+  <w:num w:numId="13" w16cid:durableId="1082213202">
+    <w:abstractNumId w:val="12"/>
+  </w:num>
+  <w:num w:numId="14" w16cid:durableId="2126120166">
     <w:abstractNumId w:val="6"/>
   </w:num>
-  <w:num w:numId="5" w16cid:durableId="997876893">
-    <w:abstractNumId w:val="4"/>
+  <w:num w:numId="15" w16cid:durableId="455489108">
+    <w:abstractNumId w:val="14"/>
   </w:num>
-  <w:num w:numId="6" w16cid:durableId="1033387495">
-    <w:abstractNumId w:val="2"/>
-  </w:num>
-  <w:num w:numId="7" w16cid:durableId="2034113208">
-    <w:abstractNumId w:val="5"/>
-  </w:num>
-  <w:num w:numId="8" w16cid:durableId="683748296">
-    <w:abstractNumId w:val="8"/>
-  </w:num>
-  <w:num w:numId="9" w16cid:durableId="49769686">
-    <w:abstractNumId w:val="3"/>
-  </w:num>
-  <w:num w:numId="10" w16cid:durableId="463236799">
-    <w:abstractNumId w:val="7"/>
-  </w:num>
-  <w:num w:numId="11" w16cid:durableId="575749043">
+  <w:num w:numId="16" w16cid:durableId="975793983">
     <w:abstractNumId w:val="1"/>
   </w:num>
 </w:numbering>
